--- a/a7/build/out/u6/A7 6.T1 Angle Pairs Supplementary, Complementary, Vertical, Adjacent - Lesson Plan.docx
+++ b/a7/build/out/u6/A7 6.T1 Angle Pairs Supplementary, Complementary, Vertical, Adjacent - Lesson Plan.docx
@@ -1265,7 +1265,7 @@
                 <w:color w:val="1A1A1A"/>
                 <w:sz w:val="20"/>
               </w:rPr>
-              <w:t xml:space="preserve">  Grade 4 (MA.4.GR.1.3) — angle measures add, a straight angle is 180°; Unit 1 — equations with the variable on both sides.</w:t>
+              <w:t xml:space="preserve">  Grade 4 (MA.4.GR.1.3) — angle measures add, a straight angle is 180°; Unit 1 — two-step equations (MA.7.AR.2.2). An x on both sides is new: Example 2 takes it off one side as its own line.</w:t>
             </w:r>
           </w:p>
           <w:p>
@@ -3661,7 +3661,7 @@
                 <w:color w:val="1A1A1A"/>
                 <w:sz w:val="18"/>
               </w:rPr>
-              <w:t>146° — used 180 [Source of Truth, GR.1.4: complementary and supplementary swapped]</w:t>
+              <w:t>146° — used 180 [Florida B1G-M, GR.1.4: complementary and supplementary swapped]</w:t>
             </w:r>
           </w:p>
         </w:tc>
@@ -3790,7 +3790,7 @@
                 <w:color w:val="1A1A1A"/>
                 <w:sz w:val="18"/>
               </w:rPr>
-              <w:t>−22 or 'none' — used 90 [Source of Truth, GR.1.4: complementary and supplementary swapped]</w:t>
+              <w:t>−22 or 'none' — used 90 [Florida B1G-M, GR.1.4: complementary and supplementary swapped]</w:t>
             </w:r>
           </w:p>
         </w:tc>
@@ -3980,13 +3980,176 @@
               <w:spacing w:after="0"/>
             </w:pPr>
             <w:r>
+              <w:drawing>
+                <wp:inline xmlns:a="http://schemas.openxmlformats.org/drawingml/2006/main" xmlns:pic="http://schemas.openxmlformats.org/drawingml/2006/picture">
+                  <wp:extent cx="210312" cy="109728"/>
+                  <wp:docPr id="1" name="Picture 1"/>
+                  <wp:cNvGraphicFramePr>
+                    <a:graphicFrameLocks noChangeAspect="1"/>
+                  </wp:cNvGraphicFramePr>
+                  <a:graphic>
+                    <a:graphicData uri="http://schemas.openxmlformats.org/drawingml/2006/picture">
+                      <pic:pic>
+                        <pic:nvPicPr>
+                          <pic:cNvPr id="0" name="74cd925be059338a.png"/>
+                          <pic:cNvPicPr/>
+                        </pic:nvPicPr>
+                        <pic:blipFill>
+                          <a:blip r:embed="rId9"/>
+                          <a:stretch>
+                            <a:fillRect/>
+                          </a:stretch>
+                        </pic:blipFill>
+                        <pic:spPr>
+                          <a:xfrm>
+                            <a:off x="0" y="0"/>
+                            <a:ext cx="210312" cy="109728"/>
+                          </a:xfrm>
+                          <a:prstGeom prst="rect"/>
+                        </pic:spPr>
+                      </pic:pic>
+                    </a:graphicData>
+                  </a:graphic>
+                </wp:inline>
+              </w:drawing>
+            </w:r>
+            <w:r>
               <w:rPr>
                 <w:b w:val="0"/>
                 <w:i w:val="0"/>
                 <w:color w:val="1A1A1A"/>
                 <w:sz w:val="18"/>
               </w:rPr>
-              <w:t>Angles P and Q are complementary, and angle P is 28°. What is angle Q?</w:t>
+              <w:t xml:space="preserve"> and </w:t>
+            </w:r>
+            <w:r>
+              <w:drawing>
+                <wp:inline xmlns:a="http://schemas.openxmlformats.org/drawingml/2006/main" xmlns:pic="http://schemas.openxmlformats.org/drawingml/2006/picture">
+                  <wp:extent cx="225552" cy="143256"/>
+                  <wp:docPr id="2" name="Picture 2"/>
+                  <wp:cNvGraphicFramePr>
+                    <a:graphicFrameLocks noChangeAspect="1"/>
+                  </wp:cNvGraphicFramePr>
+                  <a:graphic>
+                    <a:graphicData uri="http://schemas.openxmlformats.org/drawingml/2006/picture">
+                      <pic:pic>
+                        <pic:nvPicPr>
+                          <pic:cNvPr id="0" name="8143adcd4ac13ed2.png"/>
+                          <pic:cNvPicPr/>
+                        </pic:nvPicPr>
+                        <pic:blipFill>
+                          <a:blip r:embed="rId10"/>
+                          <a:stretch>
+                            <a:fillRect/>
+                          </a:stretch>
+                        </pic:blipFill>
+                        <pic:spPr>
+                          <a:xfrm>
+                            <a:off x="0" y="0"/>
+                            <a:ext cx="225552" cy="143256"/>
+                          </a:xfrm>
+                          <a:prstGeom prst="rect"/>
+                        </pic:spPr>
+                      </pic:pic>
+                    </a:graphicData>
+                  </a:graphic>
+                </wp:inline>
+              </w:drawing>
+            </w:r>
+            <w:r>
+              <w:rPr>
+                <w:b w:val="0"/>
+                <w:i w:val="0"/>
+                <w:color w:val="1A1A1A"/>
+                <w:sz w:val="18"/>
+              </w:rPr>
+              <w:t xml:space="preserve"> are complementary, and </w:t>
+            </w:r>
+            <w:r>
+              <w:drawing>
+                <wp:inline xmlns:a="http://schemas.openxmlformats.org/drawingml/2006/main" xmlns:pic="http://schemas.openxmlformats.org/drawingml/2006/picture">
+                  <wp:extent cx="716280" cy="115824"/>
+                  <wp:docPr id="3" name="Picture 3"/>
+                  <wp:cNvGraphicFramePr>
+                    <a:graphicFrameLocks noChangeAspect="1"/>
+                  </wp:cNvGraphicFramePr>
+                  <a:graphic>
+                    <a:graphicData uri="http://schemas.openxmlformats.org/drawingml/2006/picture">
+                      <pic:pic>
+                        <pic:nvPicPr>
+                          <pic:cNvPr id="0" name="b796c77a336ec8ee.png"/>
+                          <pic:cNvPicPr/>
+                        </pic:nvPicPr>
+                        <pic:blipFill>
+                          <a:blip r:embed="rId11"/>
+                          <a:stretch>
+                            <a:fillRect/>
+                          </a:stretch>
+                        </pic:blipFill>
+                        <pic:spPr>
+                          <a:xfrm>
+                            <a:off x="0" y="0"/>
+                            <a:ext cx="716280" cy="115824"/>
+                          </a:xfrm>
+                          <a:prstGeom prst="rect"/>
+                        </pic:spPr>
+                      </pic:pic>
+                    </a:graphicData>
+                  </a:graphic>
+                </wp:inline>
+              </w:drawing>
+            </w:r>
+            <w:r>
+              <w:rPr>
+                <w:b w:val="0"/>
+                <w:i w:val="0"/>
+                <w:color w:val="1A1A1A"/>
+                <w:sz w:val="18"/>
+              </w:rPr>
+              <w:t xml:space="preserve">. What is </w:t>
+            </w:r>
+            <w:r>
+              <w:drawing>
+                <wp:inline xmlns:a="http://schemas.openxmlformats.org/drawingml/2006/main" xmlns:pic="http://schemas.openxmlformats.org/drawingml/2006/picture">
+                  <wp:extent cx="347472" cy="143256"/>
+                  <wp:docPr id="4" name="Picture 4"/>
+                  <wp:cNvGraphicFramePr>
+                    <a:graphicFrameLocks noChangeAspect="1"/>
+                  </wp:cNvGraphicFramePr>
+                  <a:graphic>
+                    <a:graphicData uri="http://schemas.openxmlformats.org/drawingml/2006/picture">
+                      <pic:pic>
+                        <pic:nvPicPr>
+                          <pic:cNvPr id="0" name="8581bfa205f4c9c9.png"/>
+                          <pic:cNvPicPr/>
+                        </pic:nvPicPr>
+                        <pic:blipFill>
+                          <a:blip r:embed="rId12"/>
+                          <a:stretch>
+                            <a:fillRect/>
+                          </a:stretch>
+                        </pic:blipFill>
+                        <pic:spPr>
+                          <a:xfrm>
+                            <a:off x="0" y="0"/>
+                            <a:ext cx="347472" cy="143256"/>
+                          </a:xfrm>
+                          <a:prstGeom prst="rect"/>
+                        </pic:spPr>
+                      </pic:pic>
+                    </a:graphicData>
+                  </a:graphic>
+                </wp:inline>
+              </w:drawing>
+            </w:r>
+            <w:r>
+              <w:rPr>
+                <w:b w:val="0"/>
+                <w:i w:val="0"/>
+                <w:color w:val="1A1A1A"/>
+                <w:sz w:val="18"/>
+              </w:rPr>
+              <w:t>?</w:t>
             </w:r>
           </w:p>
         </w:tc>
@@ -4048,7 +4211,7 @@
                 <w:color w:val="1A1A1A"/>
                 <w:sz w:val="18"/>
               </w:rPr>
-              <w:t>(A) 180 − 28: supplementary for complementary [Source of Truth, GR.1.4: complementary and supplementary swapped]; (C) took the two as equal — that is vertical angles [Notes I]; (D) 90 + 28: added instead of subtracting [Notes II: the two add to 90]</w:t>
+              <w:t>(A) 180 − 28: supplementary for complementary [Florida B1G-M, GR.1.4: complementary and supplementary swapped]; (C) took the two as equal — that is vertical angles [Notes I]; (D) 90 + 28: added instead of subtracting [Notes II: the two add to 90]</w:t>
             </w:r>
           </w:p>
         </w:tc>
@@ -4121,7 +4284,7 @@
               <w:drawing>
                 <wp:inline xmlns:a="http://schemas.openxmlformats.org/drawingml/2006/main" xmlns:pic="http://schemas.openxmlformats.org/drawingml/2006/picture">
                   <wp:extent cx="640080" cy="146304"/>
-                  <wp:docPr id="1" name="Picture 1"/>
+                  <wp:docPr id="5" name="Picture 5"/>
                   <wp:cNvGraphicFramePr>
                     <a:graphicFrameLocks noChangeAspect="1"/>
                   </wp:cNvGraphicFramePr>
@@ -4133,7 +4296,7 @@
                           <pic:cNvPicPr/>
                         </pic:nvPicPr>
                         <pic:blipFill>
-                          <a:blip r:embed="rId9"/>
+                          <a:blip r:embed="rId13"/>
                           <a:stretch>
                             <a:fillRect/>
                           </a:stretch>
@@ -4164,7 +4327,7 @@
               <w:drawing>
                 <wp:inline xmlns:a="http://schemas.openxmlformats.org/drawingml/2006/main" xmlns:pic="http://schemas.openxmlformats.org/drawingml/2006/picture">
                   <wp:extent cx="286512" cy="118872"/>
-                  <wp:docPr id="2" name="Picture 2"/>
+                  <wp:docPr id="6" name="Picture 6"/>
                   <wp:cNvGraphicFramePr>
                     <a:graphicFrameLocks noChangeAspect="1"/>
                   </wp:cNvGraphicFramePr>
@@ -4176,7 +4339,7 @@
                           <pic:cNvPicPr/>
                         </pic:nvPicPr>
                         <pic:blipFill>
-                          <a:blip r:embed="rId10"/>
+                          <a:blip r:embed="rId14"/>
                           <a:stretch>
                             <a:fillRect/>
                           </a:stretch>
@@ -4263,7 +4426,7 @@
                 <w:color w:val="1A1A1A"/>
                 <w:sz w:val="18"/>
               </w:rPr>
-              <w:t>30 — set 3x + 15 = 105, as if vertical [Math Nation names setting a linear pair equal]; −5 — used 90 [Source of Truth, GR.1.4]</w:t>
+              <w:t>30 — set 3x + 15 = 105, as if vertical [Math Nation names setting a linear pair equal]; −10 — used 90 [Florida B1G-M, GR.1.4]</w:t>
             </w:r>
           </w:p>
         </w:tc>
@@ -4336,7 +4499,7 @@
               <w:drawing>
                 <wp:inline xmlns:a="http://schemas.openxmlformats.org/drawingml/2006/main" xmlns:pic="http://schemas.openxmlformats.org/drawingml/2006/picture">
                   <wp:extent cx="640080" cy="146304"/>
-                  <wp:docPr id="3" name="Picture 3"/>
+                  <wp:docPr id="7" name="Picture 7"/>
                   <wp:cNvGraphicFramePr>
                     <a:graphicFrameLocks noChangeAspect="1"/>
                   </wp:cNvGraphicFramePr>
@@ -4348,7 +4511,7 @@
                           <pic:cNvPicPr/>
                         </pic:nvPicPr>
                         <pic:blipFill>
-                          <a:blip r:embed="rId11"/>
+                          <a:blip r:embed="rId15"/>
                           <a:stretch>
                             <a:fillRect/>
                           </a:stretch>
@@ -4379,7 +4542,7 @@
               <w:drawing>
                 <wp:inline xmlns:a="http://schemas.openxmlformats.org/drawingml/2006/main" xmlns:pic="http://schemas.openxmlformats.org/drawingml/2006/picture">
                   <wp:extent cx="640080" cy="143256"/>
-                  <wp:docPr id="4" name="Picture 4"/>
+                  <wp:docPr id="8" name="Picture 8"/>
                   <wp:cNvGraphicFramePr>
                     <a:graphicFrameLocks noChangeAspect="1"/>
                   </wp:cNvGraphicFramePr>
@@ -4391,7 +4554,7 @@
                           <pic:cNvPicPr/>
                         </pic:nvPicPr>
                         <pic:blipFill>
-                          <a:blip r:embed="rId12"/>
+                          <a:blip r:embed="rId16"/>
                           <a:stretch>
                             <a:fillRect/>
                           </a:stretch>
@@ -4478,7 +4641,7 @@
                 <w:color w:val="1A1A1A"/>
                 <w:sz w:val="18"/>
               </w:rPr>
-              <w:t>12 — reported x as the angle [Math Nation names reporting x]; 22 — added them to 180 [vertical angles are equal, not supplementary]</w:t>
+              <w:t>12 — reported x as the angle [Math Nation names reporting x]; 21.5 — added them to 180 [vertical angles are equal, not supplementary]</w:t>
             </w:r>
           </w:p>
         </w:tc>
@@ -4736,7 +4899,7 @@
                 <w:color w:val="1A1A1A"/>
                 <w:sz w:val="18"/>
               </w:rPr>
-              <w:t>92 — used the 50° (180 − 38 − 50) [the extra number]; 52 — used 90 [Source of Truth, GR.1.4]</w:t>
+              <w:t>92 — used the 50° (180 − 38 − 50) [the extra number]; 52 — used 90 [Florida B1G-M, GR.1.4]</w:t>
             </w:r>
           </w:p>
         </w:tc>
@@ -4865,7 +5028,7 @@
                 <w:color w:val="1A1A1A"/>
                 <w:sz w:val="18"/>
               </w:rPr>
-              <w:t>'Never — they are not next to each other' [complementary is about the sum, not about being adjacent]; 'always' [Source of Truth, GR.1.4]</w:t>
+              <w:t>'Never — they are not next to each other' [complementary is about the sum, not about being adjacent]; 'always' [Florida B1G-M, GR.1.4]</w:t>
             </w:r>
           </w:p>
         </w:tc>
@@ -5265,7 +5428,7 @@
                 <w:color w:val="1A1A1A"/>
                 <w:sz w:val="21"/>
               </w:rPr>
-              <w:t xml:space="preserve">  Whiteboards and markers. Calculators allowed, printed nowhere. Wednesday is 43 minutes: the cut is boards 3 and 7 and two minutes of the IXL block, never board 9; the timing table totals 53 by house rule.</w:t>
+              <w:t xml:space="preserve">  Whiteboards and markers. Calculators allowed, printed nowhere.</w:t>
             </w:r>
           </w:p>
           <w:p>

--- a/a7/build/out/u6/A7 6.T1 Angle Pairs Supplementary, Complementary, Vertical, Adjacent - Lesson Plan.docx
+++ b/a7/build/out/u6/A7 6.T1 Angle Pairs Supplementary, Complementary, Vertical, Adjacent - Lesson Plan.docx
@@ -1843,7 +1843,7 @@
                 <w:color w:val="1A1A1A"/>
                 <w:sz w:val="19"/>
               </w:rPr>
-              <w:t>Teach from the front. Expand once per law; say the OFF line out loud.</w:t>
+              <w:t>Teach from the front; say the OFF line out loud.</w:t>
             </w:r>
           </w:p>
         </w:tc>
@@ -5451,7 +5451,7 @@
                 <w:color w:val="1A1A1A"/>
                 <w:sz w:val="21"/>
               </w:rPr>
-              <w:t xml:space="preserve">  The six-question independent set is worked silently in class; whatever is not finished goes home. IXL, all skills required to a SmartScore of 67, due at the start of the next class: Identify complementary, supplementary, vertical, adjacent, and congruent angles — HGV; Find measures of complementary, supplementary, vertical, and adjacent angles — R2B; Write and solve equations using angle relationships — DBV.</w:t>
+              <w:t xml:space="preserve">  The six-question independent set is worked silently in class; whatever is not finished goes home. IXL, all skills required to a SmartScore of 67, due by the Unit 11 test: Identify complementary, supplementary, vertical, adjacent, and congruent angles — HGV; Find measures of complementary, supplementary, vertical, and adjacent angles — R2B; Write and solve equations using angle relationships — DBV.</w:t>
             </w:r>
           </w:p>
         </w:tc>

--- a/a7/build/out/u6/A7 6.T1 Angle Pairs Supplementary, Complementary, Vertical, Adjacent - Lesson Plan.docx
+++ b/a7/build/out/u6/A7 6.T1 Angle Pairs Supplementary, Complementary, Vertical, Adjacent - Lesson Plan.docx
@@ -1714,7 +1714,7 @@
                 <w:color w:val="1A1A1A"/>
                 <w:sz w:val="19"/>
               </w:rPr>
-              <w:t>Two minutes silent, then reveal. One sentence of reteach per question at most. Then the new words, read once.</w:t>
+              <w:t>Silent, then reveal. One sentence of reteach per question at most. Then the new words, read once.</w:t>
             </w:r>
           </w:p>
         </w:tc>
@@ -1843,7 +1843,7 @@
                 <w:color w:val="1A1A1A"/>
                 <w:sz w:val="19"/>
               </w:rPr>
-              <w:t>Teach from the front; say the OFF line out loud.</w:t>
+              <w:t>Teach from the front; say the off-slide sentence out loud.</w:t>
             </w:r>
           </w:p>
         </w:tc>
@@ -2777,7 +2777,7 @@
                 <w:color w:val="1A1A1A"/>
                 <w:sz w:val="19"/>
               </w:rPr>
-              <w:t>Start the skills; finish tonight.</w:t>
+              <w:t>Start the skills; due by the Unit 11 test.</w:t>
             </w:r>
           </w:p>
         </w:tc>
@@ -2972,7 +2972,7 @@
                 <w:color w:val="1A1A1A"/>
                 <w:sz w:val="21"/>
               </w:rPr>
-              <w:t xml:space="preserve">  The Notes slides and the worked half of each Example: the teacher writes, the class copies, and the OFF line is said out loud rather than printed.</w:t>
+              <w:t xml:space="preserve">  The Notes slides and the worked half of each Example: the teacher writes, the class copies, and the off-slide sentence is said out loud rather than printed.</w:t>
             </w:r>
           </w:p>
           <w:p>

--- a/a7/build/out/u6/A7 6.T1 Angle Pairs Supplementary, Complementary, Vertical, Adjacent - Lesson Plan.docx
+++ b/a7/build/out/u6/A7 6.T1 Angle Pairs Supplementary, Complementary, Vertical, Adjacent - Lesson Plan.docx
@@ -4708,7 +4708,7 @@
                 <w:color w:val="1A1A1A"/>
                 <w:sz w:val="18"/>
               </w:rPr>
-              <w:t>In the figure, lines AD and BE cross at O, and ray OC is drawn. Which two angles are adjacent?</w:t>
+              <w:t>Which two angles are adjacent?</w:t>
             </w:r>
           </w:p>
         </w:tc>
